--- a/public/IPH_BARANDILLAS_VEHICULO.docx
+++ b/public/IPH_BARANDILLAS_VEHICULO.docx
@@ -2565,7 +2565,7 @@
         <w:tblLook w:val="04A0" w:firstRow="1" w:lastRow="0" w:firstColumn="1" w:lastColumn="0" w:noHBand="0" w:noVBand="1"/>
       </w:tblPr>
       <w:tblGrid>
-        <w:gridCol w:w="617"/>
+        <w:gridCol w:w="587"/>
         <w:gridCol w:w="380"/>
         <w:gridCol w:w="301"/>
         <w:gridCol w:w="79"/>
@@ -2580,14 +2580,14 @@
         <w:gridCol w:w="49"/>
         <w:gridCol w:w="465"/>
         <w:gridCol w:w="465"/>
-        <w:gridCol w:w="224"/>
+        <w:gridCol w:w="222"/>
         <w:gridCol w:w="543"/>
         <w:gridCol w:w="543"/>
-        <w:gridCol w:w="510"/>
-        <w:gridCol w:w="781"/>
-        <w:gridCol w:w="26"/>
-        <w:gridCol w:w="632"/>
-        <w:gridCol w:w="1907"/>
+        <w:gridCol w:w="412"/>
+        <w:gridCol w:w="1452"/>
+        <w:gridCol w:w="41"/>
+        <w:gridCol w:w="1291"/>
+        <w:gridCol w:w="4189"/>
       </w:tblGrid>
       <w:tr>
         <w:tc>
@@ -3091,19 +3091,19 @@
               <w:tblLook w:val="04A0" w:firstRow="1" w:lastRow="0" w:firstColumn="1" w:lastColumn="0" w:noHBand="0" w:noVBand="1"/>
             </w:tblPr>
             <w:tblGrid>
-              <w:gridCol w:w="222"/>
-              <w:gridCol w:w="222"/>
-              <w:gridCol w:w="222"/>
-              <w:gridCol w:w="222"/>
-              <w:gridCol w:w="222"/>
-              <w:gridCol w:w="222"/>
-              <w:gridCol w:w="222"/>
-              <w:gridCol w:w="222"/>
-              <w:gridCol w:w="222"/>
-              <w:gridCol w:w="222"/>
-              <w:gridCol w:w="222"/>
-              <w:gridCol w:w="222"/>
-              <w:gridCol w:w="222"/>
+              <w:gridCol w:w="519"/>
+              <w:gridCol w:w="519"/>
+              <w:gridCol w:w="519"/>
+              <w:gridCol w:w="519"/>
+              <w:gridCol w:w="519"/>
+              <w:gridCol w:w="519"/>
+              <w:gridCol w:w="519"/>
+              <w:gridCol w:w="519"/>
+              <w:gridCol w:w="519"/>
+              <w:gridCol w:w="519"/>
+              <w:gridCol w:w="519"/>
+              <w:gridCol w:w="519"/>
+              <w:gridCol w:w="519"/>
             </w:tblGrid>
             <w:tr>
               <w:tc>
@@ -3119,6 +3119,14 @@
                       <w:szCs w:val="16"/>
                     </w:rPr>
                   </w:pPr>
+                  <w:r>
+                    <w:rPr>
+                      <w:rFonts w:ascii="Arial" w:hAnsi="Arial" w:cs="Arial"/>
+                      <w:sz w:val="16"/>
+                      <w:szCs w:val="16"/>
+                    </w:rPr>
+                    <w:t>$foc</w:t>
+                  </w:r>
                 </w:p>
               </w:tc>
               <w:tc>
@@ -3134,6 +3142,14 @@
                       <w:szCs w:val="16"/>
                     </w:rPr>
                   </w:pPr>
+                  <w:r>
+                    <w:rPr>
+                      <w:rFonts w:ascii="Arial" w:hAnsi="Arial" w:cs="Arial"/>
+                      <w:sz w:val="16"/>
+                      <w:szCs w:val="16"/>
+                    </w:rPr>
+                    <w:t>$foc</w:t>
+                  </w:r>
                 </w:p>
               </w:tc>
               <w:tc>
@@ -3149,6 +3165,14 @@
                       <w:szCs w:val="16"/>
                     </w:rPr>
                   </w:pPr>
+                  <w:r>
+                    <w:rPr>
+                      <w:rFonts w:ascii="Arial" w:hAnsi="Arial" w:cs="Arial"/>
+                      <w:sz w:val="16"/>
+                      <w:szCs w:val="16"/>
+                    </w:rPr>
+                    <w:t>$foc</w:t>
+                  </w:r>
                 </w:p>
               </w:tc>
               <w:tc>
@@ -3164,6 +3188,14 @@
                       <w:szCs w:val="16"/>
                     </w:rPr>
                   </w:pPr>
+                  <w:r>
+                    <w:rPr>
+                      <w:rFonts w:ascii="Arial" w:hAnsi="Arial" w:cs="Arial"/>
+                      <w:sz w:val="16"/>
+                      <w:szCs w:val="16"/>
+                    </w:rPr>
+                    <w:t>$foc</w:t>
+                  </w:r>
                 </w:p>
               </w:tc>
               <w:tc>
@@ -3179,6 +3211,14 @@
                       <w:szCs w:val="16"/>
                     </w:rPr>
                   </w:pPr>
+                  <w:r>
+                    <w:rPr>
+                      <w:rFonts w:ascii="Arial" w:hAnsi="Arial" w:cs="Arial"/>
+                      <w:sz w:val="16"/>
+                      <w:szCs w:val="16"/>
+                    </w:rPr>
+                    <w:t>$foc</w:t>
+                  </w:r>
                 </w:p>
               </w:tc>
               <w:tc>
@@ -3194,6 +3234,14 @@
                       <w:szCs w:val="16"/>
                     </w:rPr>
                   </w:pPr>
+                  <w:r>
+                    <w:rPr>
+                      <w:rFonts w:ascii="Arial" w:hAnsi="Arial" w:cs="Arial"/>
+                      <w:sz w:val="16"/>
+                      <w:szCs w:val="16"/>
+                    </w:rPr>
+                    <w:t>$foc</w:t>
+                  </w:r>
                 </w:p>
               </w:tc>
               <w:tc>
@@ -3209,6 +3257,14 @@
                       <w:szCs w:val="16"/>
                     </w:rPr>
                   </w:pPr>
+                  <w:r>
+                    <w:rPr>
+                      <w:rFonts w:ascii="Arial" w:hAnsi="Arial" w:cs="Arial"/>
+                      <w:sz w:val="16"/>
+                      <w:szCs w:val="16"/>
+                    </w:rPr>
+                    <w:t>$foc</w:t>
+                  </w:r>
                 </w:p>
               </w:tc>
               <w:tc>
@@ -3224,6 +3280,14 @@
                       <w:szCs w:val="16"/>
                     </w:rPr>
                   </w:pPr>
+                  <w:r>
+                    <w:rPr>
+                      <w:rFonts w:ascii="Arial" w:hAnsi="Arial" w:cs="Arial"/>
+                      <w:sz w:val="16"/>
+                      <w:szCs w:val="16"/>
+                    </w:rPr>
+                    <w:t>$foc</w:t>
+                  </w:r>
                 </w:p>
               </w:tc>
               <w:tc>
@@ -3239,6 +3303,14 @@
                       <w:szCs w:val="16"/>
                     </w:rPr>
                   </w:pPr>
+                  <w:r>
+                    <w:rPr>
+                      <w:rFonts w:ascii="Arial" w:hAnsi="Arial" w:cs="Arial"/>
+                      <w:sz w:val="16"/>
+                      <w:szCs w:val="16"/>
+                    </w:rPr>
+                    <w:t>$foc</w:t>
+                  </w:r>
                 </w:p>
               </w:tc>
               <w:tc>
@@ -3254,6 +3326,14 @@
                       <w:szCs w:val="16"/>
                     </w:rPr>
                   </w:pPr>
+                  <w:r>
+                    <w:rPr>
+                      <w:rFonts w:ascii="Arial" w:hAnsi="Arial" w:cs="Arial"/>
+                      <w:sz w:val="16"/>
+                      <w:szCs w:val="16"/>
+                    </w:rPr>
+                    <w:t>$foc</w:t>
+                  </w:r>
                 </w:p>
               </w:tc>
               <w:tc>
@@ -3269,6 +3349,14 @@
                       <w:szCs w:val="16"/>
                     </w:rPr>
                   </w:pPr>
+                  <w:r>
+                    <w:rPr>
+                      <w:rFonts w:ascii="Arial" w:hAnsi="Arial" w:cs="Arial"/>
+                      <w:sz w:val="16"/>
+                      <w:szCs w:val="16"/>
+                    </w:rPr>
+                    <w:t>$foc</w:t>
+                  </w:r>
                 </w:p>
               </w:tc>
               <w:tc>
@@ -3284,6 +3372,14 @@
                       <w:szCs w:val="16"/>
                     </w:rPr>
                   </w:pPr>
+                  <w:r>
+                    <w:rPr>
+                      <w:rFonts w:ascii="Arial" w:hAnsi="Arial" w:cs="Arial"/>
+                      <w:sz w:val="16"/>
+                      <w:szCs w:val="16"/>
+                    </w:rPr>
+                    <w:t>$foc</w:t>
+                  </w:r>
                 </w:p>
               </w:tc>
               <w:tc>
@@ -3299,6 +3395,14 @@
                       <w:szCs w:val="16"/>
                     </w:rPr>
                   </w:pPr>
+                  <w:r>
+                    <w:rPr>
+                      <w:rFonts w:ascii="Arial" w:hAnsi="Arial" w:cs="Arial"/>
+                      <w:sz w:val="16"/>
+                      <w:szCs w:val="16"/>
+                    </w:rPr>
+                    <w:t>$foc</w:t>
+                  </w:r>
                 </w:p>
               </w:tc>
             </w:tr>
@@ -5619,16 +5723,6 @@
                 <w:szCs w:val="16"/>
               </w:rPr>
             </w:pPr>
-            <w:r>
-              <w:rPr>
-                <w:rFonts w:ascii="Arial" w:hAnsi="Arial" w:cs="Arial"/>
-                <w:b/>
-                <w:bCs/>
-                <w:sz w:val="16"/>
-                <w:szCs w:val="16"/>
-              </w:rPr>
-              <w:t>$nombre $apellidoPaterno $apellidoMaterno</w:t>
-            </w:r>
           </w:p>
         </w:tc>
       </w:tr>
@@ -5686,16 +5780,6 @@
                 <w:szCs w:val="16"/>
               </w:rPr>
             </w:pPr>
-            <w:r>
-              <w:rPr>
-                <w:rFonts w:ascii="Arial" w:hAnsi="Arial" w:cs="Arial"/>
-                <w:b/>
-                <w:bCs/>
-                <w:sz w:val="16"/>
-                <w:szCs w:val="16"/>
-              </w:rPr>
-              <w:t>$unidad</w:t>
-            </w:r>
           </w:p>
         </w:tc>
       </w:tr>
@@ -5753,16 +5837,6 @@
                 <w:szCs w:val="16"/>
               </w:rPr>
             </w:pPr>
-            <w:r>
-              <w:rPr>
-                <w:rFonts w:ascii="Arial" w:hAnsi="Arial" w:cs="Arial"/>
-                <w:b/>
-                <w:bCs/>
-                <w:sz w:val="16"/>
-                <w:szCs w:val="16"/>
-              </w:rPr>
-              <w:t>Policía Estatal</w:t>
-            </w:r>
           </w:p>
         </w:tc>
       </w:tr>

--- a/public/IPH_BARANDILLAS_VEHICULO.docx
+++ b/public/IPH_BARANDILLAS_VEHICULO.docx
@@ -667,21 +667,10 @@
                 <w:sz w:val="14"/>
                 <w:szCs w:val="14"/>
               </w:rPr>
-              <w:t>$ho</w:t>
-            </w:r>
-          </w:p>
-        </w:tc>
-        <w:tc>
-          <w:tcPr>
-            <w:tcW w:w="0" w:type="auto"/>
-            <w:tcBorders>
-              <w:top w:val="nil"/>
-              <w:bottom w:val="single" w:sz="4" w:space="0" w:color="auto"/>
-            </w:tcBorders>
-          </w:tcPr>
-          <w:p>
-            <w:pPr>
-              <w:jc w:val="center"/>
+              <w:t>$</w:t>
+            </w:r>
+            <w:proofErr w:type="spellStart"/>
+            <w:r>
               <w:rPr>
                 <w:rFonts w:ascii="Arial" w:hAnsi="Arial" w:cs="Arial"/>
                 <w:b/>
@@ -689,8 +678,22 @@
                 <w:sz w:val="14"/>
                 <w:szCs w:val="14"/>
               </w:rPr>
-            </w:pPr>
-            <w:r>
+              <w:t>ho</w:t>
+            </w:r>
+            <w:proofErr w:type="spellEnd"/>
+          </w:p>
+        </w:tc>
+        <w:tc>
+          <w:tcPr>
+            <w:tcW w:w="0" w:type="auto"/>
+            <w:tcBorders>
+              <w:top w:val="nil"/>
+              <w:bottom w:val="single" w:sz="4" w:space="0" w:color="auto"/>
+            </w:tcBorders>
+          </w:tcPr>
+          <w:p>
+            <w:pPr>
+              <w:jc w:val="center"/>
               <w:rPr>
                 <w:rFonts w:ascii="Arial" w:hAnsi="Arial" w:cs="Arial"/>
                 <w:b/>
@@ -698,8 +701,29 @@
                 <w:sz w:val="14"/>
                 <w:szCs w:val="14"/>
               </w:rPr>
-              <w:t>$ho</w:t>
-            </w:r>
+            </w:pPr>
+            <w:r>
+              <w:rPr>
+                <w:rFonts w:ascii="Arial" w:hAnsi="Arial" w:cs="Arial"/>
+                <w:b/>
+                <w:bCs/>
+                <w:sz w:val="14"/>
+                <w:szCs w:val="14"/>
+              </w:rPr>
+              <w:t>$</w:t>
+            </w:r>
+            <w:proofErr w:type="spellStart"/>
+            <w:r>
+              <w:rPr>
+                <w:rFonts w:ascii="Arial" w:hAnsi="Arial" w:cs="Arial"/>
+                <w:b/>
+                <w:bCs/>
+                <w:sz w:val="14"/>
+                <w:szCs w:val="14"/>
+              </w:rPr>
+              <w:t>ho</w:t>
+            </w:r>
+            <w:proofErr w:type="spellEnd"/>
           </w:p>
         </w:tc>
         <w:tc>
@@ -2928,27 +2952,9 @@
                 <w:sz w:val="14"/>
                 <w:szCs w:val="14"/>
               </w:rPr>
-              <w:t>$ho</w:t>
-            </w:r>
-          </w:p>
-        </w:tc>
-        <w:tc>
-          <w:tcPr>
-            <w:tcW w:w="282" w:type="dxa"/>
-            <w:tcBorders>
-              <w:bottom w:val="single" w:sz="4" w:space="0" w:color="auto"/>
-            </w:tcBorders>
-            <w:vAlign w:val="center"/>
-          </w:tcPr>
-          <w:p>
-            <w:pPr>
-              <w:ind w:right="-1227"/>
-              <w:rPr>
-                <w:rFonts w:ascii="Arial" w:hAnsi="Arial" w:cs="Arial"/>
-                <w:sz w:val="16"/>
-                <w:szCs w:val="16"/>
-              </w:rPr>
-            </w:pPr>
+              <w:t>$</w:t>
+            </w:r>
+            <w:proofErr w:type="spellStart"/>
             <w:r>
               <w:rPr>
                 <w:rFonts w:ascii="Arial" w:hAnsi="Arial" w:cs="Arial"/>
@@ -2957,8 +2963,50 @@
                 <w:sz w:val="14"/>
                 <w:szCs w:val="14"/>
               </w:rPr>
-              <w:t>$ho</w:t>
-            </w:r>
+              <w:t>ho</w:t>
+            </w:r>
+            <w:proofErr w:type="spellEnd"/>
+          </w:p>
+        </w:tc>
+        <w:tc>
+          <w:tcPr>
+            <w:tcW w:w="282" w:type="dxa"/>
+            <w:tcBorders>
+              <w:bottom w:val="single" w:sz="4" w:space="0" w:color="auto"/>
+            </w:tcBorders>
+            <w:vAlign w:val="center"/>
+          </w:tcPr>
+          <w:p>
+            <w:pPr>
+              <w:ind w:right="-1227"/>
+              <w:rPr>
+                <w:rFonts w:ascii="Arial" w:hAnsi="Arial" w:cs="Arial"/>
+                <w:sz w:val="16"/>
+                <w:szCs w:val="16"/>
+              </w:rPr>
+            </w:pPr>
+            <w:r>
+              <w:rPr>
+                <w:rFonts w:ascii="Arial" w:hAnsi="Arial" w:cs="Arial"/>
+                <w:b/>
+                <w:bCs/>
+                <w:sz w:val="14"/>
+                <w:szCs w:val="14"/>
+              </w:rPr>
+              <w:t>$</w:t>
+            </w:r>
+            <w:proofErr w:type="spellStart"/>
+            <w:r>
+              <w:rPr>
+                <w:rFonts w:ascii="Arial" w:hAnsi="Arial" w:cs="Arial"/>
+                <w:b/>
+                <w:bCs/>
+                <w:sz w:val="14"/>
+                <w:szCs w:val="14"/>
+              </w:rPr>
+              <w:t>ho</w:t>
+            </w:r>
+            <w:proofErr w:type="spellEnd"/>
           </w:p>
         </w:tc>
         <w:tc>
@@ -3125,8 +3173,18 @@
                       <w:sz w:val="16"/>
                       <w:szCs w:val="16"/>
                     </w:rPr>
-                    <w:t>$foc</w:t>
+                    <w:t>$</w:t>
                   </w:r>
+                  <w:proofErr w:type="spellStart"/>
+                  <w:r>
+                    <w:rPr>
+                      <w:rFonts w:ascii="Arial" w:hAnsi="Arial" w:cs="Arial"/>
+                      <w:sz w:val="16"/>
+                      <w:szCs w:val="16"/>
+                    </w:rPr>
+                    <w:t>foc</w:t>
+                  </w:r>
+                  <w:proofErr w:type="spellEnd"/>
                 </w:p>
               </w:tc>
               <w:tc>
@@ -3148,8 +3206,18 @@
                       <w:sz w:val="16"/>
                       <w:szCs w:val="16"/>
                     </w:rPr>
-                    <w:t>$foc</w:t>
+                    <w:t>$</w:t>
                   </w:r>
+                  <w:proofErr w:type="spellStart"/>
+                  <w:r>
+                    <w:rPr>
+                      <w:rFonts w:ascii="Arial" w:hAnsi="Arial" w:cs="Arial"/>
+                      <w:sz w:val="16"/>
+                      <w:szCs w:val="16"/>
+                    </w:rPr>
+                    <w:t>foc</w:t>
+                  </w:r>
+                  <w:proofErr w:type="spellEnd"/>
                 </w:p>
               </w:tc>
               <w:tc>
@@ -3171,8 +3239,18 @@
                       <w:sz w:val="16"/>
                       <w:szCs w:val="16"/>
                     </w:rPr>
-                    <w:t>$foc</w:t>
+                    <w:t>$</w:t>
                   </w:r>
+                  <w:proofErr w:type="spellStart"/>
+                  <w:r>
+                    <w:rPr>
+                      <w:rFonts w:ascii="Arial" w:hAnsi="Arial" w:cs="Arial"/>
+                      <w:sz w:val="16"/>
+                      <w:szCs w:val="16"/>
+                    </w:rPr>
+                    <w:t>foc</w:t>
+                  </w:r>
+                  <w:proofErr w:type="spellEnd"/>
                 </w:p>
               </w:tc>
               <w:tc>
@@ -3194,8 +3272,18 @@
                       <w:sz w:val="16"/>
                       <w:szCs w:val="16"/>
                     </w:rPr>
-                    <w:t>$foc</w:t>
+                    <w:t>$</w:t>
                   </w:r>
+                  <w:proofErr w:type="spellStart"/>
+                  <w:r>
+                    <w:rPr>
+                      <w:rFonts w:ascii="Arial" w:hAnsi="Arial" w:cs="Arial"/>
+                      <w:sz w:val="16"/>
+                      <w:szCs w:val="16"/>
+                    </w:rPr>
+                    <w:t>foc</w:t>
+                  </w:r>
+                  <w:proofErr w:type="spellEnd"/>
                 </w:p>
               </w:tc>
               <w:tc>
@@ -3217,8 +3305,18 @@
                       <w:sz w:val="16"/>
                       <w:szCs w:val="16"/>
                     </w:rPr>
-                    <w:t>$foc</w:t>
+                    <w:t>$</w:t>
                   </w:r>
+                  <w:proofErr w:type="spellStart"/>
+                  <w:r>
+                    <w:rPr>
+                      <w:rFonts w:ascii="Arial" w:hAnsi="Arial" w:cs="Arial"/>
+                      <w:sz w:val="16"/>
+                      <w:szCs w:val="16"/>
+                    </w:rPr>
+                    <w:t>foc</w:t>
+                  </w:r>
+                  <w:proofErr w:type="spellEnd"/>
                 </w:p>
               </w:tc>
               <w:tc>
@@ -3240,8 +3338,18 @@
                       <w:sz w:val="16"/>
                       <w:szCs w:val="16"/>
                     </w:rPr>
-                    <w:t>$foc</w:t>
+                    <w:t>$</w:t>
                   </w:r>
+                  <w:proofErr w:type="spellStart"/>
+                  <w:r>
+                    <w:rPr>
+                      <w:rFonts w:ascii="Arial" w:hAnsi="Arial" w:cs="Arial"/>
+                      <w:sz w:val="16"/>
+                      <w:szCs w:val="16"/>
+                    </w:rPr>
+                    <w:t>foc</w:t>
+                  </w:r>
+                  <w:proofErr w:type="spellEnd"/>
                 </w:p>
               </w:tc>
               <w:tc>
@@ -3263,8 +3371,18 @@
                       <w:sz w:val="16"/>
                       <w:szCs w:val="16"/>
                     </w:rPr>
-                    <w:t>$foc</w:t>
+                    <w:t>$</w:t>
                   </w:r>
+                  <w:proofErr w:type="spellStart"/>
+                  <w:r>
+                    <w:rPr>
+                      <w:rFonts w:ascii="Arial" w:hAnsi="Arial" w:cs="Arial"/>
+                      <w:sz w:val="16"/>
+                      <w:szCs w:val="16"/>
+                    </w:rPr>
+                    <w:t>foc</w:t>
+                  </w:r>
+                  <w:proofErr w:type="spellEnd"/>
                 </w:p>
               </w:tc>
               <w:tc>
@@ -3286,8 +3404,18 @@
                       <w:sz w:val="16"/>
                       <w:szCs w:val="16"/>
                     </w:rPr>
-                    <w:t>$foc</w:t>
+                    <w:t>$</w:t>
                   </w:r>
+                  <w:proofErr w:type="spellStart"/>
+                  <w:r>
+                    <w:rPr>
+                      <w:rFonts w:ascii="Arial" w:hAnsi="Arial" w:cs="Arial"/>
+                      <w:sz w:val="16"/>
+                      <w:szCs w:val="16"/>
+                    </w:rPr>
+                    <w:t>foc</w:t>
+                  </w:r>
+                  <w:proofErr w:type="spellEnd"/>
                 </w:p>
               </w:tc>
               <w:tc>
@@ -3309,8 +3437,18 @@
                       <w:sz w:val="16"/>
                       <w:szCs w:val="16"/>
                     </w:rPr>
-                    <w:t>$foc</w:t>
+                    <w:t>$</w:t>
                   </w:r>
+                  <w:proofErr w:type="spellStart"/>
+                  <w:r>
+                    <w:rPr>
+                      <w:rFonts w:ascii="Arial" w:hAnsi="Arial" w:cs="Arial"/>
+                      <w:sz w:val="16"/>
+                      <w:szCs w:val="16"/>
+                    </w:rPr>
+                    <w:t>foc</w:t>
+                  </w:r>
+                  <w:proofErr w:type="spellEnd"/>
                 </w:p>
               </w:tc>
               <w:tc>
@@ -3332,8 +3470,18 @@
                       <w:sz w:val="16"/>
                       <w:szCs w:val="16"/>
                     </w:rPr>
-                    <w:t>$foc</w:t>
+                    <w:t>$</w:t>
                   </w:r>
+                  <w:proofErr w:type="spellStart"/>
+                  <w:r>
+                    <w:rPr>
+                      <w:rFonts w:ascii="Arial" w:hAnsi="Arial" w:cs="Arial"/>
+                      <w:sz w:val="16"/>
+                      <w:szCs w:val="16"/>
+                    </w:rPr>
+                    <w:t>foc</w:t>
+                  </w:r>
+                  <w:proofErr w:type="spellEnd"/>
                 </w:p>
               </w:tc>
               <w:tc>
@@ -3355,8 +3503,18 @@
                       <w:sz w:val="16"/>
                       <w:szCs w:val="16"/>
                     </w:rPr>
-                    <w:t>$foc</w:t>
+                    <w:t>$</w:t>
                   </w:r>
+                  <w:proofErr w:type="spellStart"/>
+                  <w:r>
+                    <w:rPr>
+                      <w:rFonts w:ascii="Arial" w:hAnsi="Arial" w:cs="Arial"/>
+                      <w:sz w:val="16"/>
+                      <w:szCs w:val="16"/>
+                    </w:rPr>
+                    <w:t>foc</w:t>
+                  </w:r>
+                  <w:proofErr w:type="spellEnd"/>
                 </w:p>
               </w:tc>
               <w:tc>
@@ -3378,8 +3536,18 @@
                       <w:sz w:val="16"/>
                       <w:szCs w:val="16"/>
                     </w:rPr>
-                    <w:t>$foc</w:t>
+                    <w:t>$</w:t>
                   </w:r>
+                  <w:proofErr w:type="spellStart"/>
+                  <w:r>
+                    <w:rPr>
+                      <w:rFonts w:ascii="Arial" w:hAnsi="Arial" w:cs="Arial"/>
+                      <w:sz w:val="16"/>
+                      <w:szCs w:val="16"/>
+                    </w:rPr>
+                    <w:t>foc</w:t>
+                  </w:r>
+                  <w:proofErr w:type="spellEnd"/>
                 </w:p>
               </w:tc>
               <w:tc>
@@ -3401,8 +3569,18 @@
                       <w:sz w:val="16"/>
                       <w:szCs w:val="16"/>
                     </w:rPr>
-                    <w:t>$foc</w:t>
+                    <w:t>$</w:t>
                   </w:r>
+                  <w:proofErr w:type="spellStart"/>
+                  <w:r>
+                    <w:rPr>
+                      <w:rFonts w:ascii="Arial" w:hAnsi="Arial" w:cs="Arial"/>
+                      <w:sz w:val="16"/>
+                      <w:szCs w:val="16"/>
+                    </w:rPr>
+                    <w:t>foc</w:t>
+                  </w:r>
+                  <w:proofErr w:type="spellEnd"/>
                 </w:p>
               </w:tc>
             </w:tr>
@@ -4464,6 +4642,7 @@
               </w:rPr>
               <w:t>$</w:t>
             </w:r>
+            <w:proofErr w:type="spellStart"/>
             <w:r>
               <w:rPr>
                 <w:rFonts w:ascii="Arial" w:hAnsi="Arial" w:cs="Arial"/>
@@ -4474,6 +4653,17 @@
               </w:rPr>
               <w:t>apellidoPaterno</w:t>
             </w:r>
+            <w:r>
+              <w:rPr>
+                <w:rFonts w:ascii="Arial" w:hAnsi="Arial" w:cs="Arial"/>
+                <w:b/>
+                <w:bCs/>
+                <w:sz w:val="16"/>
+                <w:szCs w:val="16"/>
+              </w:rPr>
+              <w:t>quien</w:t>
+            </w:r>
+            <w:proofErr w:type="spellEnd"/>
           </w:p>
         </w:tc>
         <w:tc>
@@ -4507,8 +4697,30 @@
                 <w:sz w:val="16"/>
                 <w:szCs w:val="16"/>
               </w:rPr>
-              <w:t>$apellidoMaterno</w:t>
-            </w:r>
+              <w:t>$</w:t>
+            </w:r>
+            <w:proofErr w:type="spellStart"/>
+            <w:r>
+              <w:rPr>
+                <w:rFonts w:ascii="Arial" w:hAnsi="Arial" w:cs="Arial"/>
+                <w:b/>
+                <w:bCs/>
+                <w:sz w:val="16"/>
+                <w:szCs w:val="16"/>
+              </w:rPr>
+              <w:t>apellidoMaterno</w:t>
+            </w:r>
+            <w:r>
+              <w:rPr>
+                <w:rFonts w:ascii="Arial" w:hAnsi="Arial" w:cs="Arial"/>
+                <w:b/>
+                <w:bCs/>
+                <w:sz w:val="16"/>
+                <w:szCs w:val="16"/>
+              </w:rPr>
+              <w:t>quien</w:t>
+            </w:r>
+            <w:proofErr w:type="spellEnd"/>
           </w:p>
         </w:tc>
         <w:tc>
@@ -4541,8 +4753,23 @@
                 <w:sz w:val="16"/>
                 <w:szCs w:val="16"/>
               </w:rPr>
-              <w:t>$nombre</w:t>
-            </w:r>
+              <w:t>$</w:t>
+            </w:r>
+            <w:r>
+              <w:t xml:space="preserve"> </w:t>
+            </w:r>
+            <w:proofErr w:type="spellStart"/>
+            <w:r>
+              <w:rPr>
+                <w:rFonts w:ascii="Arial" w:hAnsi="Arial" w:cs="Arial"/>
+                <w:b/>
+                <w:bCs/>
+                <w:sz w:val="16"/>
+                <w:szCs w:val="16"/>
+              </w:rPr>
+              <w:t>nombrequien</w:t>
+            </w:r>
+            <w:proofErr w:type="spellEnd"/>
           </w:p>
         </w:tc>
       </w:tr>
@@ -6494,6 +6721,7 @@
               </w:rPr>
               <w:t xml:space="preserve">Sólo en caso de contar con </w:t>
             </w:r>
+            <w:proofErr w:type="spellStart"/>
             <w:r>
               <w:rPr>
                 <w:rFonts w:ascii="Arial" w:hAnsi="Arial" w:cs="Arial"/>
@@ -6508,7 +6736,16 @@
                 <w:sz w:val="16"/>
                 <w:szCs w:val="16"/>
               </w:rPr>
-              <w:t>l.</w:t>
+              <w:t>l</w:t>
+            </w:r>
+            <w:proofErr w:type="spellEnd"/>
+            <w:r>
+              <w:rPr>
+                <w:rFonts w:ascii="Arial" w:hAnsi="Arial" w:cs="Arial"/>
+                <w:sz w:val="16"/>
+                <w:szCs w:val="16"/>
+              </w:rPr>
+              <w:t>.</w:t>
             </w:r>
           </w:p>
         </w:tc>
@@ -6745,8 +6982,18 @@
                 <w:sz w:val="16"/>
                 <w:szCs w:val="16"/>
               </w:rPr>
-              <w:t xml:space="preserve"> $cp</w:t>
-            </w:r>
+              <w:t xml:space="preserve"> $</w:t>
+            </w:r>
+            <w:proofErr w:type="spellStart"/>
+            <w:r>
+              <w:rPr>
+                <w:rFonts w:ascii="Arial" w:hAnsi="Arial" w:cs="Arial"/>
+                <w:sz w:val="16"/>
+                <w:szCs w:val="16"/>
+              </w:rPr>
+              <w:t>cp</w:t>
+            </w:r>
+            <w:proofErr w:type="spellEnd"/>
           </w:p>
         </w:tc>
       </w:tr>
@@ -7027,8 +7274,18 @@
                 <w:sz w:val="16"/>
                 <w:szCs w:val="16"/>
               </w:rPr>
-              <w:t>$lat</w:t>
-            </w:r>
+              <w:t>$</w:t>
+            </w:r>
+            <w:proofErr w:type="spellStart"/>
+            <w:r>
+              <w:rPr>
+                <w:rFonts w:ascii="Arial" w:hAnsi="Arial" w:cs="Arial"/>
+                <w:sz w:val="16"/>
+                <w:szCs w:val="16"/>
+              </w:rPr>
+              <w:t>lat</w:t>
+            </w:r>
+            <w:proofErr w:type="spellEnd"/>
             <w:r>
               <w:rPr>
                 <w:rFonts w:ascii="Arial" w:hAnsi="Arial" w:cs="Arial"/>
@@ -7043,8 +7300,18 @@
                 <w:sz w:val="16"/>
                 <w:szCs w:val="16"/>
               </w:rPr>
-              <w:t xml:space="preserve"> $lng</w:t>
-            </w:r>
+              <w:t xml:space="preserve"> $</w:t>
+            </w:r>
+            <w:proofErr w:type="spellStart"/>
+            <w:r>
+              <w:rPr>
+                <w:rFonts w:ascii="Arial" w:hAnsi="Arial" w:cs="Arial"/>
+                <w:sz w:val="16"/>
+                <w:szCs w:val="16"/>
+              </w:rPr>
+              <w:t>lng</w:t>
+            </w:r>
+            <w:proofErr w:type="spellEnd"/>
           </w:p>
         </w:tc>
       </w:tr>
@@ -7498,14 +7765,26 @@
                 <w:sz w:val="16"/>
                 <w:szCs w:val="16"/>
               </w:rPr>
-              <w:t xml:space="preserve"> Persona detenida:                 </w:t>
-            </w:r>
+              <w:t xml:space="preserve"> Persona detenida:               </w:t>
+            </w:r>
+            <w:proofErr w:type="gramStart"/>
             <w:r>
               <w:rPr>
                 <w:rFonts w:ascii="Arial" w:hAnsi="Arial" w:cs="Arial"/>
                 <w:b/>
                 <w:bCs/>
                 <w:color w:val="000000" w:themeColor="text1"/>
+                <w:sz w:val="16"/>
+                <w:szCs w:val="16"/>
+              </w:rPr>
+              <w:t xml:space="preserve">  </w:t>
+            </w:r>
+            <w:r>
+              <w:rPr>
+                <w:rFonts w:ascii="Arial" w:hAnsi="Arial" w:cs="Arial"/>
+                <w:b/>
+                <w:bCs/>
+                <w:color w:val="000000" w:themeColor="text1"/>
               </w:rPr>
               <w:t xml:space="preserve"> </w:t>
             </w:r>
@@ -7518,7 +7797,43 @@
                 <w:sz w:val="16"/>
                 <w:szCs w:val="16"/>
               </w:rPr>
-              <w:t>(001,002,…,010,…,)</w:t>
+              <w:t>(001,002,…</w:t>
+            </w:r>
+            <w:proofErr w:type="gramEnd"/>
+            <w:r>
+              <w:rPr>
+                <w:rFonts w:ascii="Arial" w:hAnsi="Arial" w:cs="Arial"/>
+                <w:b/>
+                <w:bCs/>
+                <w:color w:val="000000" w:themeColor="text1"/>
+                <w:sz w:val="16"/>
+                <w:szCs w:val="16"/>
+              </w:rPr>
+              <w:t>,</w:t>
+            </w:r>
+            <w:proofErr w:type="gramStart"/>
+            <w:r>
+              <w:rPr>
+                <w:rFonts w:ascii="Arial" w:hAnsi="Arial" w:cs="Arial"/>
+                <w:b/>
+                <w:bCs/>
+                <w:color w:val="000000" w:themeColor="text1"/>
+                <w:sz w:val="16"/>
+                <w:szCs w:val="16"/>
+              </w:rPr>
+              <w:t>010,…</w:t>
+            </w:r>
+            <w:proofErr w:type="gramEnd"/>
+            <w:r>
+              <w:rPr>
+                <w:rFonts w:ascii="Arial" w:hAnsi="Arial" w:cs="Arial"/>
+                <w:b/>
+                <w:bCs/>
+                <w:color w:val="000000" w:themeColor="text1"/>
+                <w:sz w:val="16"/>
+                <w:szCs w:val="16"/>
+              </w:rPr>
+              <w:t>,)</w:t>
             </w:r>
           </w:p>
         </w:tc>
@@ -7547,6 +7862,7 @@
                 <w:bCs/>
               </w:rPr>
             </w:pPr>
+            <w:proofErr w:type="spellStart"/>
             <w:r>
               <w:rPr>
                 <w:rFonts w:ascii="Arial" w:hAnsi="Arial" w:cs="Arial"/>
@@ -7554,7 +7870,17 @@
                 <w:bCs/>
                 <w:color w:val="FFFFFF" w:themeColor="background1"/>
               </w:rPr>
-              <w:t>partado B.1 Fecha y hora de la retención del vehículo</w:t>
+              <w:t>partado</w:t>
+            </w:r>
+            <w:proofErr w:type="spellEnd"/>
+            <w:r>
+              <w:rPr>
+                <w:rFonts w:ascii="Arial" w:hAnsi="Arial" w:cs="Arial"/>
+                <w:b/>
+                <w:bCs/>
+                <w:color w:val="FFFFFF" w:themeColor="background1"/>
+              </w:rPr>
+              <w:t xml:space="preserve"> B.1 Fecha y hora de la retención del vehículo</w:t>
             </w:r>
           </w:p>
         </w:tc>
@@ -8203,8 +8529,20 @@
                       <w:sz w:val="14"/>
                       <w:szCs w:val="14"/>
                     </w:rPr>
-                    <w:t>$ho</w:t>
+                    <w:t>$</w:t>
                   </w:r>
+                  <w:proofErr w:type="spellStart"/>
+                  <w:r>
+                    <w:rPr>
+                      <w:rFonts w:ascii="Arial" w:hAnsi="Arial" w:cs="Arial"/>
+                      <w:b/>
+                      <w:bCs/>
+                      <w:sz w:val="14"/>
+                      <w:szCs w:val="14"/>
+                    </w:rPr>
+                    <w:t>ho</w:t>
+                  </w:r>
+                  <w:proofErr w:type="spellEnd"/>
                 </w:p>
               </w:tc>
               <w:tc>
@@ -8233,8 +8571,20 @@
                       <w:sz w:val="14"/>
                       <w:szCs w:val="14"/>
                     </w:rPr>
-                    <w:t>$ho</w:t>
+                    <w:t>$</w:t>
                   </w:r>
+                  <w:proofErr w:type="spellStart"/>
+                  <w:r>
+                    <w:rPr>
+                      <w:rFonts w:ascii="Arial" w:hAnsi="Arial" w:cs="Arial"/>
+                      <w:b/>
+                      <w:bCs/>
+                      <w:sz w:val="14"/>
+                      <w:szCs w:val="14"/>
+                    </w:rPr>
+                    <w:t>ho</w:t>
+                  </w:r>
+                  <w:proofErr w:type="spellEnd"/>
                 </w:p>
               </w:tc>
               <w:tc>
@@ -9052,8 +9402,18 @@
                 <w:sz w:val="18"/>
                 <w:szCs w:val="18"/>
               </w:rPr>
-              <w:t xml:space="preserve"> $linea</w:t>
-            </w:r>
+              <w:t xml:space="preserve"> $</w:t>
+            </w:r>
+            <w:proofErr w:type="spellStart"/>
+            <w:r>
+              <w:rPr>
+                <w:rFonts w:ascii="Arial" w:hAnsi="Arial" w:cs="Arial"/>
+                <w:sz w:val="18"/>
+                <w:szCs w:val="18"/>
+              </w:rPr>
+              <w:t>linea</w:t>
+            </w:r>
+            <w:proofErr w:type="spellEnd"/>
           </w:p>
         </w:tc>
         <w:tc>
@@ -9330,8 +9690,18 @@
                       <w:b/>
                       <w:bCs/>
                     </w:rPr>
-                    <w:t>$upu</w:t>
+                    <w:t>$</w:t>
                   </w:r>
+                  <w:proofErr w:type="spellStart"/>
+                  <w:r>
+                    <w:rPr>
+                      <w:rFonts w:ascii="Arial" w:hAnsi="Arial" w:cs="Arial"/>
+                      <w:b/>
+                      <w:bCs/>
+                    </w:rPr>
+                    <w:t>upu</w:t>
+                  </w:r>
+                  <w:proofErr w:type="spellEnd"/>
                 </w:p>
               </w:tc>
             </w:tr>
@@ -9637,7 +10007,43 @@
                 <w:sz w:val="18"/>
                 <w:szCs w:val="18"/>
               </w:rPr>
-              <w:t>Para el traslado del vehículo, fui auxiliado por la grúa particular $grua, resguardándolo en sus propias instalaciones, ubicadas en $grua, garaje de apoyo a esta dependencia</w:t>
+              <w:t>Para el traslado del vehículo, fui auxiliado por la grúa particular $</w:t>
+            </w:r>
+            <w:proofErr w:type="spellStart"/>
+            <w:r>
+              <w:rPr>
+                <w:rFonts w:ascii="Arial" w:hAnsi="Arial" w:cs="Arial"/>
+                <w:sz w:val="18"/>
+                <w:szCs w:val="18"/>
+              </w:rPr>
+              <w:t>grua</w:t>
+            </w:r>
+            <w:proofErr w:type="spellEnd"/>
+            <w:r>
+              <w:rPr>
+                <w:rFonts w:ascii="Arial" w:hAnsi="Arial" w:cs="Arial"/>
+                <w:sz w:val="18"/>
+                <w:szCs w:val="18"/>
+              </w:rPr>
+              <w:t>, resguardándolo en sus propias instalaciones, ubicadas en $</w:t>
+            </w:r>
+            <w:proofErr w:type="spellStart"/>
+            <w:r>
+              <w:rPr>
+                <w:rFonts w:ascii="Arial" w:hAnsi="Arial" w:cs="Arial"/>
+                <w:sz w:val="18"/>
+                <w:szCs w:val="18"/>
+              </w:rPr>
+              <w:t>grua</w:t>
+            </w:r>
+            <w:proofErr w:type="spellEnd"/>
+            <w:r>
+              <w:rPr>
+                <w:rFonts w:ascii="Arial" w:hAnsi="Arial" w:cs="Arial"/>
+                <w:sz w:val="18"/>
+                <w:szCs w:val="18"/>
+              </w:rPr>
+              <w:t>, garaje de apoyo a esta dependencia</w:t>
             </w:r>
           </w:p>
           <w:p>
@@ -9750,8 +10156,26 @@
                 <w:b/>
                 <w:bCs/>
               </w:rPr>
-              <w:t>$apellidoPaterno</w:t>
-            </w:r>
+              <w:t>$</w:t>
+            </w:r>
+            <w:proofErr w:type="spellStart"/>
+            <w:r>
+              <w:rPr>
+                <w:rFonts w:ascii="Arial" w:hAnsi="Arial" w:cs="Arial"/>
+                <w:b/>
+                <w:bCs/>
+              </w:rPr>
+              <w:t>apellidoPaterno</w:t>
+            </w:r>
+            <w:r>
+              <w:rPr>
+                <w:rFonts w:ascii="Arial" w:hAnsi="Arial" w:cs="Arial"/>
+                <w:b/>
+                <w:bCs/>
+              </w:rPr>
+              <w:t>quien</w:t>
+            </w:r>
+            <w:proofErr w:type="spellEnd"/>
           </w:p>
         </w:tc>
         <w:tc>
@@ -9779,8 +10203,26 @@
                 <w:b/>
                 <w:bCs/>
               </w:rPr>
-              <w:t>$apellidoMaterno</w:t>
-            </w:r>
+              <w:t>$</w:t>
+            </w:r>
+            <w:proofErr w:type="spellStart"/>
+            <w:r>
+              <w:rPr>
+                <w:rFonts w:ascii="Arial" w:hAnsi="Arial" w:cs="Arial"/>
+                <w:b/>
+                <w:bCs/>
+              </w:rPr>
+              <w:t>apellidoMaterno</w:t>
+            </w:r>
+            <w:r>
+              <w:rPr>
+                <w:rFonts w:ascii="Arial" w:hAnsi="Arial" w:cs="Arial"/>
+                <w:b/>
+                <w:bCs/>
+              </w:rPr>
+              <w:t>quien</w:t>
+            </w:r>
+            <w:proofErr w:type="spellEnd"/>
           </w:p>
         </w:tc>
         <w:tc>
@@ -9808,8 +10250,26 @@
                 <w:b/>
                 <w:bCs/>
               </w:rPr>
-              <w:t>$nombre</w:t>
-            </w:r>
+              <w:t>$</w:t>
+            </w:r>
+            <w:proofErr w:type="spellStart"/>
+            <w:r>
+              <w:rPr>
+                <w:rFonts w:ascii="Arial" w:hAnsi="Arial" w:cs="Arial"/>
+                <w:b/>
+                <w:bCs/>
+              </w:rPr>
+              <w:t>nombre</w:t>
+            </w:r>
+            <w:r>
+              <w:rPr>
+                <w:rFonts w:ascii="Arial" w:hAnsi="Arial" w:cs="Arial"/>
+                <w:b/>
+                <w:bCs/>
+              </w:rPr>
+              <w:t>quien</w:t>
+            </w:r>
+            <w:proofErr w:type="spellEnd"/>
           </w:p>
         </w:tc>
       </w:tr>
